--- a/docs/ВКР_ПЛАНИРОВАНИЕ РАБОТЫ ФРЕЗЕРНЫХ СТАНКОВ С ИСПОЛЬЗОВАНИЕМ ИИ.docx
+++ b/docs/ВКР_ПЛАНИРОВАНИЕ РАБОТЫ ФРЕЗЕРНЫХ СТАНКОВ С ИСПОЛЬЗОВАНИЕМ ИИ.docx
@@ -2378,6 +2378,94 @@
         </w:rPr>
         <w:t>34</w:t>
       </w:r>
+    </w:p>
+    <w:p>
+      <w:pPr>
+        <w:spacing w:line="360" w:lineRule="auto"/>
+        <w:ind w:firstLine="708"/>
+        <w:rPr>
+          <w:sz w:val="24"/>
+          <w:szCs w:val="24"/>
+        </w:rPr>
+      </w:pPr>
+      <w:r>
+        <w:rPr>
+          <w:sz w:val="24"/>
+          <w:szCs w:val="24"/>
+        </w:rPr>
+        <w:t>Приложения</w:t>
+      </w:r>
+      <w:r>
+        <w:rPr>
+          <w:sz w:val="24"/>
+          <w:szCs w:val="24"/>
+        </w:rPr>
+        <w:tab/>
+      </w:r>
+      <w:r>
+        <w:rPr>
+          <w:sz w:val="24"/>
+          <w:szCs w:val="24"/>
+        </w:rPr>
+        <w:tab/>
+      </w:r>
+      <w:r>
+        <w:rPr>
+          <w:sz w:val="24"/>
+          <w:szCs w:val="24"/>
+        </w:rPr>
+        <w:tab/>
+      </w:r>
+      <w:r>
+        <w:rPr>
+          <w:sz w:val="24"/>
+          <w:szCs w:val="24"/>
+        </w:rPr>
+        <w:tab/>
+      </w:r>
+      <w:r>
+        <w:rPr>
+          <w:sz w:val="24"/>
+          <w:szCs w:val="24"/>
+        </w:rPr>
+        <w:tab/>
+      </w:r>
+      <w:r>
+        <w:rPr>
+          <w:sz w:val="24"/>
+          <w:szCs w:val="24"/>
+        </w:rPr>
+        <w:tab/>
+      </w:r>
+      <w:r>
+        <w:rPr>
+          <w:sz w:val="24"/>
+          <w:szCs w:val="24"/>
+        </w:rPr>
+        <w:tab/>
+      </w:r>
+      <w:r>
+        <w:rPr>
+          <w:sz w:val="24"/>
+          <w:szCs w:val="24"/>
+        </w:rPr>
+        <w:tab/>
+      </w:r>
+      <w:r>
+        <w:rPr>
+          <w:sz w:val="24"/>
+          <w:szCs w:val="24"/>
+        </w:rPr>
+        <w:tab/>
+      </w:r>
+      <w:r>
+        <w:rPr>
+          <w:sz w:val="24"/>
+          <w:szCs w:val="24"/>
+        </w:rPr>
+        <w:tab/>
+        <w:t>35</w:t>
+      </w:r>
       <w:r>
         <w:rPr>
           <w:sz w:val="24"/>
@@ -2500,7 +2588,6 @@
           <w:sz w:val="24"/>
           <w:szCs w:val="24"/>
         </w:rPr>
-        <w:lastRenderedPageBreak/>
         <w:t>Аннотация</w:t>
       </w:r>
     </w:p>
@@ -2753,7 +2840,6 @@
           <w:szCs w:val="24"/>
           <w:lang w:val="en-US"/>
         </w:rPr>
-        <w:lastRenderedPageBreak/>
         <w:t>Annotation</w:t>
       </w:r>
     </w:p>
@@ -3040,7 +3126,6 @@
           <w:sz w:val="24"/>
           <w:szCs w:val="24"/>
         </w:rPr>
-        <w:lastRenderedPageBreak/>
         <w:t>Введение</w:t>
       </w:r>
     </w:p>
@@ -3649,6 +3734,7 @@
           <w:sz w:val="24"/>
           <w:szCs w:val="24"/>
         </w:rPr>
+        <w:lastRenderedPageBreak/>
         <w:t xml:space="preserve">Целью работы выступает разработка и программная реализация методики прогнозирования фактического времени работы оборудования на основе синтеза параметров дизайна и технологических </w:t>
       </w:r>
       <w:r>
@@ -3680,7 +3766,6 @@
           <w:sz w:val="24"/>
           <w:szCs w:val="24"/>
         </w:rPr>
-        <w:lastRenderedPageBreak/>
         <w:t xml:space="preserve">Для достижения этой цели </w:t>
       </w:r>
       <w:r>
@@ -4176,7 +4261,6 @@
           <w:sz w:val="24"/>
           <w:szCs w:val="24"/>
         </w:rPr>
-        <w:lastRenderedPageBreak/>
         <w:t>Глава 1. Обзор проблематики и постановка задачи исследования</w:t>
       </w:r>
     </w:p>
@@ -5100,7 +5184,15 @@
           <w:sz w:val="24"/>
           <w:szCs w:val="24"/>
         </w:rPr>
-        <w:t xml:space="preserve"> Y. и соавторов [7], их применение в реальных гибких производственных системах ограничено необходимостью использования статических параметров, не отражающих стохастическую природу производственной среды</w:t>
+        <w:t xml:space="preserve"> Y. и соавторов [7], их применение в реальных гибких производственных системах ограничено </w:t>
+      </w:r>
+      <w:r>
+        <w:rPr>
+          <w:sz w:val="24"/>
+          <w:szCs w:val="24"/>
+        </w:rPr>
+        <w:lastRenderedPageBreak/>
+        <w:t>необходимостью использования статических параметров, не отражающих стохастическую природу производственной среды</w:t>
       </w:r>
       <w:r>
         <w:rPr>
@@ -5124,7 +5216,6 @@
           <w:sz w:val="24"/>
           <w:szCs w:val="24"/>
         </w:rPr>
-        <w:lastRenderedPageBreak/>
         <w:t>Главная проблема детерминированных моделей— они плохо адаптируются к тому, что происходит в цеху.</w:t>
       </w:r>
       <w:r>
@@ -5858,7 +5949,6 @@
           <w:sz w:val="24"/>
           <w:szCs w:val="24"/>
         </w:rPr>
-        <w:lastRenderedPageBreak/>
         <w:t>Идентификация ключевых параметров дизайна деталей, влияющих на время обработки</w:t>
       </w:r>
     </w:p>
@@ -6778,7 +6868,15 @@
           <w:sz w:val="24"/>
           <w:szCs w:val="24"/>
         </w:rPr>
-        <w:t>олько грамотный учет всех этих физических свойств на стадии планирования позволит найти</w:t>
+        <w:t xml:space="preserve">олько грамотный учет всех этих физических свойств на стадии </w:t>
+      </w:r>
+      <w:r>
+        <w:rPr>
+          <w:sz w:val="24"/>
+          <w:szCs w:val="24"/>
+        </w:rPr>
+        <w:lastRenderedPageBreak/>
+        <w:t>планирования позволит найти</w:t>
       </w:r>
       <w:r>
         <w:rPr>
@@ -6823,7 +6921,6 @@
           <w:sz w:val="24"/>
           <w:szCs w:val="24"/>
         </w:rPr>
-        <w:lastRenderedPageBreak/>
         <w:t>Попытка свести все эти факторы (материал, геометрия, простои) в одну рабочую формулу</w:t>
       </w:r>
       <w:r>
@@ -8948,16 +9045,8 @@
           <w:sz w:val="24"/>
           <w:szCs w:val="24"/>
         </w:rPr>
-        <w:t xml:space="preserve">Методы глубокого обучения, конечно, могут строить сколь угодно сложные зависимости, но стандартные сети не умеют работать с картинками. А те, что умеют (например, </w:t>
-      </w:r>
-      <w:r>
-        <w:rPr>
-          <w:color w:val="auto"/>
-          <w:sz w:val="24"/>
-          <w:szCs w:val="24"/>
-        </w:rPr>
         <w:lastRenderedPageBreak/>
-        <w:t>CNN), требуют огромных вычислительных мощностей, что не всегда реально в условиях действующего производства.</w:t>
+        <w:t>Методы глубокого обучения, конечно, могут строить сколь угодно сложные зависимости, но стандартные сети не умеют работать с картинками. А те, что умеют (например, CNN), требуют огромных вычислительных мощностей, что не всегда реально в условиях действующего производства.</w:t>
       </w:r>
     </w:p>
     <w:p>
@@ -23791,8 +23880,1319 @@
         <w:t>, 2023.</w:t>
       </w:r>
     </w:p>
+    <w:p>
+      <w:pPr>
+        <w:spacing w:line="360" w:lineRule="auto"/>
+        <w:rPr>
+          <w:sz w:val="24"/>
+          <w:szCs w:val="24"/>
+          <w:lang w:val="en-US"/>
+        </w:rPr>
+      </w:pPr>
+    </w:p>
+    <w:p>
+      <w:pPr>
+        <w:spacing w:line="360" w:lineRule="auto"/>
+        <w:rPr>
+          <w:sz w:val="24"/>
+          <w:szCs w:val="24"/>
+          <w:lang w:val="en-US"/>
+        </w:rPr>
+      </w:pPr>
+    </w:p>
+    <w:p>
+      <w:pPr>
+        <w:spacing w:line="360" w:lineRule="auto"/>
+        <w:rPr>
+          <w:sz w:val="24"/>
+          <w:szCs w:val="24"/>
+          <w:lang w:val="en-US"/>
+        </w:rPr>
+      </w:pPr>
+    </w:p>
+    <w:p>
+      <w:pPr>
+        <w:spacing w:line="360" w:lineRule="auto"/>
+        <w:rPr>
+          <w:sz w:val="24"/>
+          <w:szCs w:val="24"/>
+          <w:lang w:val="en-US"/>
+        </w:rPr>
+      </w:pPr>
+    </w:p>
+    <w:p>
+      <w:pPr>
+        <w:spacing w:line="360" w:lineRule="auto"/>
+        <w:rPr>
+          <w:sz w:val="24"/>
+          <w:szCs w:val="24"/>
+          <w:lang w:val="en-US"/>
+        </w:rPr>
+      </w:pPr>
+    </w:p>
+    <w:p>
+      <w:pPr>
+        <w:spacing w:line="360" w:lineRule="auto"/>
+        <w:rPr>
+          <w:sz w:val="24"/>
+          <w:szCs w:val="24"/>
+          <w:lang w:val="en-US"/>
+        </w:rPr>
+      </w:pPr>
+    </w:p>
+    <w:p>
+      <w:pPr>
+        <w:spacing w:line="360" w:lineRule="auto"/>
+        <w:rPr>
+          <w:sz w:val="24"/>
+          <w:szCs w:val="24"/>
+          <w:lang w:val="en-US"/>
+        </w:rPr>
+      </w:pPr>
+    </w:p>
+    <w:p>
+      <w:pPr>
+        <w:spacing w:line="360" w:lineRule="auto"/>
+        <w:rPr>
+          <w:sz w:val="24"/>
+          <w:szCs w:val="24"/>
+          <w:lang w:val="en-US"/>
+        </w:rPr>
+      </w:pPr>
+    </w:p>
+    <w:p>
+      <w:pPr>
+        <w:spacing w:line="360" w:lineRule="auto"/>
+        <w:rPr>
+          <w:sz w:val="24"/>
+          <w:szCs w:val="24"/>
+          <w:lang w:val="en-US"/>
+        </w:rPr>
+      </w:pPr>
+    </w:p>
+    <w:p>
+      <w:pPr>
+        <w:spacing w:line="360" w:lineRule="auto"/>
+        <w:rPr>
+          <w:sz w:val="24"/>
+          <w:szCs w:val="24"/>
+          <w:lang w:val="en-US"/>
+        </w:rPr>
+      </w:pPr>
+    </w:p>
+    <w:p>
+      <w:pPr>
+        <w:spacing w:line="360" w:lineRule="auto"/>
+        <w:rPr>
+          <w:sz w:val="24"/>
+          <w:szCs w:val="24"/>
+          <w:lang w:val="en-US"/>
+        </w:rPr>
+      </w:pPr>
+    </w:p>
+    <w:p>
+      <w:pPr>
+        <w:spacing w:line="360" w:lineRule="auto"/>
+        <w:rPr>
+          <w:sz w:val="24"/>
+          <w:szCs w:val="24"/>
+          <w:lang w:val="en-US"/>
+        </w:rPr>
+      </w:pPr>
+    </w:p>
+    <w:p>
+      <w:pPr>
+        <w:spacing w:line="360" w:lineRule="auto"/>
+        <w:rPr>
+          <w:sz w:val="24"/>
+          <w:szCs w:val="24"/>
+          <w:lang w:val="en-US"/>
+        </w:rPr>
+      </w:pPr>
+    </w:p>
+    <w:p>
+      <w:pPr>
+        <w:spacing w:line="360" w:lineRule="auto"/>
+        <w:rPr>
+          <w:sz w:val="24"/>
+          <w:szCs w:val="24"/>
+          <w:lang w:val="en-US"/>
+        </w:rPr>
+      </w:pPr>
+    </w:p>
+    <w:p>
+      <w:pPr>
+        <w:numPr>
+          <w:ilvl w:val="0"/>
+          <w:numId w:val="2"/>
+        </w:numPr>
+        <w:tabs>
+          <w:tab w:val="clear" w:pos="432"/>
+          <w:tab w:val="num" w:pos="360"/>
+        </w:tabs>
+        <w:spacing w:line="360" w:lineRule="auto"/>
+        <w:jc w:val="center"/>
+        <w:rPr>
+          <w:b/>
+          <w:bCs/>
+          <w:sz w:val="24"/>
+          <w:szCs w:val="24"/>
+        </w:rPr>
+      </w:pPr>
+      <w:r>
+        <w:rPr>
+          <w:b/>
+          <w:bCs/>
+          <w:sz w:val="24"/>
+          <w:szCs w:val="24"/>
+        </w:rPr>
+        <w:lastRenderedPageBreak/>
+        <w:t>Приложения</w:t>
+      </w:r>
+    </w:p>
+    <w:p>
+      <w:pPr>
+        <w:numPr>
+          <w:ilvl w:val="1"/>
+          <w:numId w:val="2"/>
+        </w:numPr>
+        <w:tabs>
+          <w:tab w:val="num" w:pos="360"/>
+        </w:tabs>
+        <w:spacing w:line="360" w:lineRule="auto"/>
+        <w:jc w:val="right"/>
+        <w:rPr>
+          <w:sz w:val="24"/>
+          <w:szCs w:val="24"/>
+        </w:rPr>
+      </w:pPr>
+      <w:r>
+        <w:rPr>
+          <w:sz w:val="24"/>
+          <w:szCs w:val="24"/>
+        </w:rPr>
+        <w:t>Запуск задач и хранилище моделей</w:t>
+      </w:r>
+    </w:p>
+    <w:p>
+      <w:pPr>
+        <w:numPr>
+          <w:ilvl w:val="1"/>
+          <w:numId w:val="2"/>
+        </w:numPr>
+        <w:tabs>
+          <w:tab w:val="num" w:pos="360"/>
+        </w:tabs>
+        <w:spacing w:line="360" w:lineRule="auto"/>
+        <w:jc w:val="right"/>
+        <w:rPr>
+          <w:sz w:val="24"/>
+          <w:szCs w:val="24"/>
+        </w:rPr>
+      </w:pPr>
+    </w:p>
+    <w:p>
+      <w:pPr>
+        <w:numPr>
+          <w:ilvl w:val="1"/>
+          <w:numId w:val="2"/>
+        </w:numPr>
+        <w:tabs>
+          <w:tab w:val="num" w:pos="360"/>
+        </w:tabs>
+        <w:spacing w:line="360" w:lineRule="auto"/>
+        <w:rPr>
+          <w:sz w:val="24"/>
+          <w:szCs w:val="24"/>
+        </w:rPr>
+      </w:pPr>
+      <w:r>
+        <w:rPr>
+          <w:noProof/>
+        </w:rPr>
+        <w:drawing>
+          <wp:inline distT="0" distB="0" distL="0" distR="0" wp14:anchorId="3175AE71" wp14:editId="71E0EC52">
+            <wp:extent cx="5682040" cy="1949569"/>
+            <wp:effectExtent l="0" t="0" r="0" b="0"/>
+            <wp:docPr id="102366217" name="Рисунок 1"/>
+            <wp:cNvGraphicFramePr>
+              <a:graphicFrameLocks xmlns:a="http://schemas.openxmlformats.org/drawingml/2006/main" noChangeAspect="1"/>
+            </wp:cNvGraphicFramePr>
+            <a:graphic xmlns:a="http://schemas.openxmlformats.org/drawingml/2006/main">
+              <a:graphicData uri="http://schemas.openxmlformats.org/drawingml/2006/picture">
+                <pic:pic xmlns:pic="http://schemas.openxmlformats.org/drawingml/2006/picture">
+                  <pic:nvPicPr>
+                    <pic:cNvPr id="102366217" name=""/>
+                    <pic:cNvPicPr/>
+                  </pic:nvPicPr>
+                  <pic:blipFill>
+                    <a:blip r:embed="rId15"/>
+                    <a:stretch>
+                      <a:fillRect/>
+                    </a:stretch>
+                  </pic:blipFill>
+                  <pic:spPr>
+                    <a:xfrm>
+                      <a:off x="0" y="0"/>
+                      <a:ext cx="5805075" cy="1991784"/>
+                    </a:xfrm>
+                    <a:prstGeom prst="rect">
+                      <a:avLst/>
+                    </a:prstGeom>
+                  </pic:spPr>
+                </pic:pic>
+              </a:graphicData>
+            </a:graphic>
+          </wp:inline>
+        </w:drawing>
+      </w:r>
+    </w:p>
+    <w:p>
+      <w:pPr>
+        <w:numPr>
+          <w:ilvl w:val="1"/>
+          <w:numId w:val="2"/>
+        </w:numPr>
+        <w:tabs>
+          <w:tab w:val="num" w:pos="360"/>
+        </w:tabs>
+        <w:spacing w:line="360" w:lineRule="auto"/>
+        <w:rPr>
+          <w:sz w:val="24"/>
+          <w:szCs w:val="24"/>
+        </w:rPr>
+      </w:pPr>
+      <w:r>
+        <w:rPr>
+          <w:noProof/>
+          <w:sz w:val="24"/>
+          <w:szCs w:val="24"/>
+          <w:lang w:val="en-US"/>
+        </w:rPr>
+        <w:drawing>
+          <wp:inline distT="0" distB="0" distL="0" distR="0" wp14:anchorId="77B8A4AE" wp14:editId="014354EC">
+            <wp:extent cx="5671792" cy="1647645"/>
+            <wp:effectExtent l="0" t="0" r="5715" b="0"/>
+            <wp:docPr id="692654887" name="Рисунок 6"/>
+            <wp:cNvGraphicFramePr>
+              <a:graphicFrameLocks xmlns:a="http://schemas.openxmlformats.org/drawingml/2006/main" noChangeAspect="1"/>
+            </wp:cNvGraphicFramePr>
+            <a:graphic xmlns:a="http://schemas.openxmlformats.org/drawingml/2006/main">
+              <a:graphicData uri="http://schemas.openxmlformats.org/drawingml/2006/picture">
+                <pic:pic xmlns:pic="http://schemas.openxmlformats.org/drawingml/2006/picture">
+                  <pic:nvPicPr>
+                    <pic:cNvPr id="0" name="Picture 14"/>
+                    <pic:cNvPicPr>
+                      <a:picLocks noChangeAspect="1" noChangeArrowheads="1"/>
+                    </pic:cNvPicPr>
+                  </pic:nvPicPr>
+                  <pic:blipFill>
+                    <a:blip r:embed="rId16">
+                      <a:extLst>
+                        <a:ext uri="{28A0092B-C50C-407E-A947-70E740481C1C}">
+                          <a14:useLocalDpi xmlns:a14="http://schemas.microsoft.com/office/drawing/2010/main" val="0"/>
+                        </a:ext>
+                      </a:extLst>
+                    </a:blip>
+                    <a:srcRect/>
+                    <a:stretch>
+                      <a:fillRect/>
+                    </a:stretch>
+                  </pic:blipFill>
+                  <pic:spPr bwMode="auto">
+                    <a:xfrm>
+                      <a:off x="0" y="0"/>
+                      <a:ext cx="5710794" cy="1658975"/>
+                    </a:xfrm>
+                    <a:prstGeom prst="rect">
+                      <a:avLst/>
+                    </a:prstGeom>
+                    <a:noFill/>
+                    <a:ln>
+                      <a:noFill/>
+                    </a:ln>
+                  </pic:spPr>
+                </pic:pic>
+              </a:graphicData>
+            </a:graphic>
+          </wp:inline>
+        </w:drawing>
+      </w:r>
+    </w:p>
+    <w:p>
+      <w:pPr>
+        <w:numPr>
+          <w:ilvl w:val="1"/>
+          <w:numId w:val="2"/>
+        </w:numPr>
+        <w:tabs>
+          <w:tab w:val="num" w:pos="360"/>
+        </w:tabs>
+        <w:spacing w:line="360" w:lineRule="auto"/>
+        <w:rPr>
+          <w:sz w:val="24"/>
+          <w:szCs w:val="24"/>
+        </w:rPr>
+      </w:pPr>
+      <w:r>
+        <w:rPr>
+          <w:noProof/>
+          <w:sz w:val="24"/>
+          <w:szCs w:val="24"/>
+          <w:lang w:val="en-US"/>
+        </w:rPr>
+        <w:drawing>
+          <wp:inline distT="0" distB="0" distL="0" distR="0" wp14:anchorId="1E4AC35A" wp14:editId="350CEE60">
+            <wp:extent cx="5693434" cy="3165126"/>
+            <wp:effectExtent l="0" t="0" r="2540" b="0"/>
+            <wp:docPr id="1597433542" name="Рисунок 7"/>
+            <wp:cNvGraphicFramePr>
+              <a:graphicFrameLocks xmlns:a="http://schemas.openxmlformats.org/drawingml/2006/main" noChangeAspect="1"/>
+            </wp:cNvGraphicFramePr>
+            <a:graphic xmlns:a="http://schemas.openxmlformats.org/drawingml/2006/main">
+              <a:graphicData uri="http://schemas.openxmlformats.org/drawingml/2006/picture">
+                <pic:pic xmlns:pic="http://schemas.openxmlformats.org/drawingml/2006/picture">
+                  <pic:nvPicPr>
+                    <pic:cNvPr id="0" name="Picture 15"/>
+                    <pic:cNvPicPr>
+                      <a:picLocks noChangeAspect="1" noChangeArrowheads="1"/>
+                    </pic:cNvPicPr>
+                  </pic:nvPicPr>
+                  <pic:blipFill>
+                    <a:blip r:embed="rId17">
+                      <a:extLst>
+                        <a:ext uri="{28A0092B-C50C-407E-A947-70E740481C1C}">
+                          <a14:useLocalDpi xmlns:a14="http://schemas.microsoft.com/office/drawing/2010/main" val="0"/>
+                        </a:ext>
+                      </a:extLst>
+                    </a:blip>
+                    <a:srcRect/>
+                    <a:stretch>
+                      <a:fillRect/>
+                    </a:stretch>
+                  </pic:blipFill>
+                  <pic:spPr bwMode="auto">
+                    <a:xfrm>
+                      <a:off x="0" y="0"/>
+                      <a:ext cx="5720478" cy="3180160"/>
+                    </a:xfrm>
+                    <a:prstGeom prst="rect">
+                      <a:avLst/>
+                    </a:prstGeom>
+                    <a:noFill/>
+                    <a:ln>
+                      <a:noFill/>
+                    </a:ln>
+                  </pic:spPr>
+                </pic:pic>
+              </a:graphicData>
+            </a:graphic>
+          </wp:inline>
+        </w:drawing>
+      </w:r>
+    </w:p>
+    <w:p>
+      <w:pPr>
+        <w:numPr>
+          <w:ilvl w:val="1"/>
+          <w:numId w:val="2"/>
+        </w:numPr>
+        <w:tabs>
+          <w:tab w:val="num" w:pos="360"/>
+        </w:tabs>
+        <w:spacing w:line="360" w:lineRule="auto"/>
+        <w:rPr>
+          <w:sz w:val="24"/>
+          <w:szCs w:val="24"/>
+        </w:rPr>
+      </w:pPr>
+    </w:p>
+    <w:p>
+      <w:pPr>
+        <w:numPr>
+          <w:ilvl w:val="1"/>
+          <w:numId w:val="2"/>
+        </w:numPr>
+        <w:tabs>
+          <w:tab w:val="num" w:pos="360"/>
+        </w:tabs>
+        <w:spacing w:line="360" w:lineRule="auto"/>
+        <w:jc w:val="right"/>
+        <w:rPr>
+          <w:sz w:val="24"/>
+          <w:szCs w:val="24"/>
+        </w:rPr>
+      </w:pPr>
+    </w:p>
+    <w:p>
+      <w:pPr>
+        <w:numPr>
+          <w:ilvl w:val="1"/>
+          <w:numId w:val="2"/>
+        </w:numPr>
+        <w:tabs>
+          <w:tab w:val="num" w:pos="360"/>
+        </w:tabs>
+        <w:spacing w:line="360" w:lineRule="auto"/>
+        <w:jc w:val="right"/>
+        <w:rPr>
+          <w:sz w:val="24"/>
+          <w:szCs w:val="24"/>
+        </w:rPr>
+      </w:pPr>
+    </w:p>
+    <w:p>
+      <w:pPr>
+        <w:numPr>
+          <w:ilvl w:val="1"/>
+          <w:numId w:val="2"/>
+        </w:numPr>
+        <w:tabs>
+          <w:tab w:val="num" w:pos="360"/>
+        </w:tabs>
+        <w:spacing w:line="360" w:lineRule="auto"/>
+        <w:jc w:val="right"/>
+        <w:rPr>
+          <w:sz w:val="24"/>
+          <w:szCs w:val="24"/>
+        </w:rPr>
+      </w:pPr>
+    </w:p>
+    <w:p>
+      <w:pPr>
+        <w:numPr>
+          <w:ilvl w:val="1"/>
+          <w:numId w:val="2"/>
+        </w:numPr>
+        <w:tabs>
+          <w:tab w:val="num" w:pos="360"/>
+        </w:tabs>
+        <w:spacing w:line="360" w:lineRule="auto"/>
+        <w:jc w:val="right"/>
+        <w:rPr>
+          <w:sz w:val="24"/>
+          <w:szCs w:val="24"/>
+        </w:rPr>
+      </w:pPr>
+    </w:p>
+    <w:p>
+      <w:pPr>
+        <w:numPr>
+          <w:ilvl w:val="1"/>
+          <w:numId w:val="2"/>
+        </w:numPr>
+        <w:tabs>
+          <w:tab w:val="num" w:pos="360"/>
+        </w:tabs>
+        <w:spacing w:line="360" w:lineRule="auto"/>
+        <w:jc w:val="right"/>
+        <w:rPr>
+          <w:sz w:val="24"/>
+          <w:szCs w:val="24"/>
+        </w:rPr>
+      </w:pPr>
+      <w:r>
+        <w:rPr>
+          <w:sz w:val="24"/>
+          <w:szCs w:val="24"/>
+        </w:rPr>
+        <w:lastRenderedPageBreak/>
+        <w:t>логирование</w:t>
+      </w:r>
+      <w:r>
+        <w:rPr>
+          <w:sz w:val="24"/>
+          <w:szCs w:val="24"/>
+        </w:rPr>
+        <w:t xml:space="preserve"> приложения</w:t>
+      </w:r>
+    </w:p>
+    <w:p>
+      <w:pPr>
+        <w:numPr>
+          <w:ilvl w:val="1"/>
+          <w:numId w:val="2"/>
+        </w:numPr>
+        <w:tabs>
+          <w:tab w:val="num" w:pos="360"/>
+        </w:tabs>
+        <w:spacing w:line="360" w:lineRule="auto"/>
+        <w:jc w:val="right"/>
+        <w:rPr>
+          <w:sz w:val="24"/>
+          <w:szCs w:val="24"/>
+        </w:rPr>
+      </w:pPr>
+      <w:r>
+        <w:rPr>
+          <w:noProof/>
+          <w:sz w:val="24"/>
+          <w:szCs w:val="24"/>
+        </w:rPr>
+        <w:drawing>
+          <wp:inline distT="0" distB="0" distL="0" distR="0" wp14:anchorId="5CD342D0" wp14:editId="2FB7004D">
+            <wp:extent cx="6290310" cy="3436620"/>
+            <wp:effectExtent l="0" t="0" r="0" b="0"/>
+            <wp:docPr id="210867824" name="Рисунок 8"/>
+            <wp:cNvGraphicFramePr>
+              <a:graphicFrameLocks xmlns:a="http://schemas.openxmlformats.org/drawingml/2006/main" noChangeAspect="1"/>
+            </wp:cNvGraphicFramePr>
+            <a:graphic xmlns:a="http://schemas.openxmlformats.org/drawingml/2006/main">
+              <a:graphicData uri="http://schemas.openxmlformats.org/drawingml/2006/picture">
+                <pic:pic xmlns:pic="http://schemas.openxmlformats.org/drawingml/2006/picture">
+                  <pic:nvPicPr>
+                    <pic:cNvPr id="0" name="Picture 16"/>
+                    <pic:cNvPicPr>
+                      <a:picLocks noChangeAspect="1" noChangeArrowheads="1"/>
+                    </pic:cNvPicPr>
+                  </pic:nvPicPr>
+                  <pic:blipFill>
+                    <a:blip r:embed="rId18">
+                      <a:extLst>
+                        <a:ext uri="{28A0092B-C50C-407E-A947-70E740481C1C}">
+                          <a14:useLocalDpi xmlns:a14="http://schemas.microsoft.com/office/drawing/2010/main" val="0"/>
+                        </a:ext>
+                      </a:extLst>
+                    </a:blip>
+                    <a:srcRect/>
+                    <a:stretch>
+                      <a:fillRect/>
+                    </a:stretch>
+                  </pic:blipFill>
+                  <pic:spPr bwMode="auto">
+                    <a:xfrm>
+                      <a:off x="0" y="0"/>
+                      <a:ext cx="6290310" cy="3436620"/>
+                    </a:xfrm>
+                    <a:prstGeom prst="rect">
+                      <a:avLst/>
+                    </a:prstGeom>
+                    <a:noFill/>
+                    <a:ln>
+                      <a:noFill/>
+                    </a:ln>
+                  </pic:spPr>
+                </pic:pic>
+              </a:graphicData>
+            </a:graphic>
+          </wp:inline>
+        </w:drawing>
+      </w:r>
+    </w:p>
+    <w:p>
+      <w:pPr>
+        <w:numPr>
+          <w:ilvl w:val="1"/>
+          <w:numId w:val="2"/>
+        </w:numPr>
+        <w:tabs>
+          <w:tab w:val="num" w:pos="360"/>
+        </w:tabs>
+        <w:spacing w:line="360" w:lineRule="auto"/>
+        <w:jc w:val="right"/>
+        <w:rPr>
+          <w:sz w:val="24"/>
+          <w:szCs w:val="24"/>
+        </w:rPr>
+      </w:pPr>
+    </w:p>
+    <w:p>
+      <w:pPr>
+        <w:numPr>
+          <w:ilvl w:val="1"/>
+          <w:numId w:val="2"/>
+        </w:numPr>
+        <w:tabs>
+          <w:tab w:val="num" w:pos="360"/>
+        </w:tabs>
+        <w:spacing w:line="360" w:lineRule="auto"/>
+        <w:jc w:val="right"/>
+        <w:rPr>
+          <w:sz w:val="24"/>
+          <w:szCs w:val="24"/>
+        </w:rPr>
+      </w:pPr>
+    </w:p>
+    <w:p>
+      <w:pPr>
+        <w:numPr>
+          <w:ilvl w:val="1"/>
+          <w:numId w:val="2"/>
+        </w:numPr>
+        <w:tabs>
+          <w:tab w:val="num" w:pos="360"/>
+        </w:tabs>
+        <w:spacing w:line="360" w:lineRule="auto"/>
+        <w:jc w:val="right"/>
+        <w:rPr>
+          <w:sz w:val="24"/>
+          <w:szCs w:val="24"/>
+        </w:rPr>
+      </w:pPr>
+    </w:p>
+    <w:p>
+      <w:pPr>
+        <w:numPr>
+          <w:ilvl w:val="1"/>
+          <w:numId w:val="2"/>
+        </w:numPr>
+        <w:tabs>
+          <w:tab w:val="num" w:pos="360"/>
+        </w:tabs>
+        <w:spacing w:line="360" w:lineRule="auto"/>
+        <w:jc w:val="right"/>
+        <w:rPr>
+          <w:sz w:val="24"/>
+          <w:szCs w:val="24"/>
+        </w:rPr>
+      </w:pPr>
+    </w:p>
+    <w:p>
+      <w:pPr>
+        <w:numPr>
+          <w:ilvl w:val="1"/>
+          <w:numId w:val="2"/>
+        </w:numPr>
+        <w:tabs>
+          <w:tab w:val="num" w:pos="360"/>
+        </w:tabs>
+        <w:spacing w:line="360" w:lineRule="auto"/>
+        <w:jc w:val="right"/>
+        <w:rPr>
+          <w:sz w:val="24"/>
+          <w:szCs w:val="24"/>
+        </w:rPr>
+      </w:pPr>
+    </w:p>
+    <w:p>
+      <w:pPr>
+        <w:numPr>
+          <w:ilvl w:val="1"/>
+          <w:numId w:val="2"/>
+        </w:numPr>
+        <w:tabs>
+          <w:tab w:val="num" w:pos="360"/>
+        </w:tabs>
+        <w:spacing w:line="360" w:lineRule="auto"/>
+        <w:jc w:val="right"/>
+        <w:rPr>
+          <w:sz w:val="24"/>
+          <w:szCs w:val="24"/>
+        </w:rPr>
+      </w:pPr>
+    </w:p>
+    <w:p>
+      <w:pPr>
+        <w:numPr>
+          <w:ilvl w:val="1"/>
+          <w:numId w:val="2"/>
+        </w:numPr>
+        <w:tabs>
+          <w:tab w:val="num" w:pos="360"/>
+        </w:tabs>
+        <w:spacing w:line="360" w:lineRule="auto"/>
+        <w:jc w:val="right"/>
+        <w:rPr>
+          <w:sz w:val="24"/>
+          <w:szCs w:val="24"/>
+        </w:rPr>
+      </w:pPr>
+    </w:p>
+    <w:p>
+      <w:pPr>
+        <w:numPr>
+          <w:ilvl w:val="1"/>
+          <w:numId w:val="2"/>
+        </w:numPr>
+        <w:tabs>
+          <w:tab w:val="num" w:pos="360"/>
+        </w:tabs>
+        <w:spacing w:line="360" w:lineRule="auto"/>
+        <w:jc w:val="right"/>
+        <w:rPr>
+          <w:sz w:val="24"/>
+          <w:szCs w:val="24"/>
+        </w:rPr>
+      </w:pPr>
+    </w:p>
+    <w:p>
+      <w:pPr>
+        <w:numPr>
+          <w:ilvl w:val="1"/>
+          <w:numId w:val="2"/>
+        </w:numPr>
+        <w:tabs>
+          <w:tab w:val="num" w:pos="360"/>
+        </w:tabs>
+        <w:spacing w:line="360" w:lineRule="auto"/>
+        <w:jc w:val="right"/>
+        <w:rPr>
+          <w:sz w:val="24"/>
+          <w:szCs w:val="24"/>
+        </w:rPr>
+      </w:pPr>
+    </w:p>
+    <w:p>
+      <w:pPr>
+        <w:numPr>
+          <w:ilvl w:val="1"/>
+          <w:numId w:val="2"/>
+        </w:numPr>
+        <w:tabs>
+          <w:tab w:val="num" w:pos="360"/>
+        </w:tabs>
+        <w:spacing w:line="360" w:lineRule="auto"/>
+        <w:jc w:val="right"/>
+        <w:rPr>
+          <w:sz w:val="24"/>
+          <w:szCs w:val="24"/>
+        </w:rPr>
+      </w:pPr>
+    </w:p>
+    <w:p>
+      <w:pPr>
+        <w:numPr>
+          <w:ilvl w:val="1"/>
+          <w:numId w:val="2"/>
+        </w:numPr>
+        <w:tabs>
+          <w:tab w:val="num" w:pos="360"/>
+        </w:tabs>
+        <w:spacing w:line="360" w:lineRule="auto"/>
+        <w:jc w:val="right"/>
+        <w:rPr>
+          <w:sz w:val="24"/>
+          <w:szCs w:val="24"/>
+        </w:rPr>
+      </w:pPr>
+    </w:p>
+    <w:p>
+      <w:pPr>
+        <w:numPr>
+          <w:ilvl w:val="1"/>
+          <w:numId w:val="2"/>
+        </w:numPr>
+        <w:tabs>
+          <w:tab w:val="num" w:pos="360"/>
+        </w:tabs>
+        <w:spacing w:line="360" w:lineRule="auto"/>
+        <w:jc w:val="right"/>
+        <w:rPr>
+          <w:sz w:val="24"/>
+          <w:szCs w:val="24"/>
+        </w:rPr>
+      </w:pPr>
+    </w:p>
+    <w:p>
+      <w:pPr>
+        <w:numPr>
+          <w:ilvl w:val="1"/>
+          <w:numId w:val="2"/>
+        </w:numPr>
+        <w:tabs>
+          <w:tab w:val="num" w:pos="360"/>
+        </w:tabs>
+        <w:spacing w:line="360" w:lineRule="auto"/>
+        <w:jc w:val="right"/>
+        <w:rPr>
+          <w:sz w:val="24"/>
+          <w:szCs w:val="24"/>
+        </w:rPr>
+      </w:pPr>
+    </w:p>
+    <w:p>
+      <w:pPr>
+        <w:numPr>
+          <w:ilvl w:val="1"/>
+          <w:numId w:val="2"/>
+        </w:numPr>
+        <w:tabs>
+          <w:tab w:val="num" w:pos="360"/>
+        </w:tabs>
+        <w:spacing w:line="360" w:lineRule="auto"/>
+        <w:jc w:val="right"/>
+        <w:rPr>
+          <w:sz w:val="24"/>
+          <w:szCs w:val="24"/>
+        </w:rPr>
+      </w:pPr>
+    </w:p>
+    <w:p>
+      <w:pPr>
+        <w:numPr>
+          <w:ilvl w:val="1"/>
+          <w:numId w:val="2"/>
+        </w:numPr>
+        <w:tabs>
+          <w:tab w:val="num" w:pos="360"/>
+        </w:tabs>
+        <w:spacing w:line="360" w:lineRule="auto"/>
+        <w:jc w:val="right"/>
+        <w:rPr>
+          <w:sz w:val="24"/>
+          <w:szCs w:val="24"/>
+        </w:rPr>
+      </w:pPr>
+    </w:p>
+    <w:p>
+      <w:pPr>
+        <w:numPr>
+          <w:ilvl w:val="1"/>
+          <w:numId w:val="2"/>
+        </w:numPr>
+        <w:tabs>
+          <w:tab w:val="num" w:pos="360"/>
+        </w:tabs>
+        <w:spacing w:line="360" w:lineRule="auto"/>
+        <w:jc w:val="right"/>
+        <w:rPr>
+          <w:sz w:val="24"/>
+          <w:szCs w:val="24"/>
+        </w:rPr>
+      </w:pPr>
+    </w:p>
+    <w:p>
+      <w:pPr>
+        <w:numPr>
+          <w:ilvl w:val="1"/>
+          <w:numId w:val="2"/>
+        </w:numPr>
+        <w:tabs>
+          <w:tab w:val="num" w:pos="360"/>
+        </w:tabs>
+        <w:spacing w:line="360" w:lineRule="auto"/>
+        <w:jc w:val="right"/>
+        <w:rPr>
+          <w:sz w:val="24"/>
+          <w:szCs w:val="24"/>
+        </w:rPr>
+      </w:pPr>
+    </w:p>
+    <w:p>
+      <w:pPr>
+        <w:numPr>
+          <w:ilvl w:val="1"/>
+          <w:numId w:val="2"/>
+        </w:numPr>
+        <w:tabs>
+          <w:tab w:val="num" w:pos="360"/>
+        </w:tabs>
+        <w:spacing w:line="360" w:lineRule="auto"/>
+        <w:jc w:val="right"/>
+        <w:rPr>
+          <w:sz w:val="24"/>
+          <w:szCs w:val="24"/>
+        </w:rPr>
+      </w:pPr>
+    </w:p>
+    <w:p>
+      <w:pPr>
+        <w:numPr>
+          <w:ilvl w:val="1"/>
+          <w:numId w:val="2"/>
+        </w:numPr>
+        <w:tabs>
+          <w:tab w:val="num" w:pos="360"/>
+        </w:tabs>
+        <w:spacing w:line="360" w:lineRule="auto"/>
+        <w:jc w:val="right"/>
+        <w:rPr>
+          <w:sz w:val="24"/>
+          <w:szCs w:val="24"/>
+        </w:rPr>
+      </w:pPr>
+    </w:p>
+    <w:p>
+      <w:pPr>
+        <w:numPr>
+          <w:ilvl w:val="1"/>
+          <w:numId w:val="2"/>
+        </w:numPr>
+        <w:tabs>
+          <w:tab w:val="num" w:pos="360"/>
+        </w:tabs>
+        <w:spacing w:line="360" w:lineRule="auto"/>
+        <w:jc w:val="right"/>
+        <w:rPr>
+          <w:sz w:val="24"/>
+          <w:szCs w:val="24"/>
+        </w:rPr>
+      </w:pPr>
+    </w:p>
+    <w:p>
+      <w:pPr>
+        <w:numPr>
+          <w:ilvl w:val="1"/>
+          <w:numId w:val="2"/>
+        </w:numPr>
+        <w:tabs>
+          <w:tab w:val="num" w:pos="360"/>
+        </w:tabs>
+        <w:spacing w:line="360" w:lineRule="auto"/>
+        <w:jc w:val="right"/>
+        <w:rPr>
+          <w:sz w:val="24"/>
+          <w:szCs w:val="24"/>
+        </w:rPr>
+      </w:pPr>
+      <w:r>
+        <w:rPr>
+          <w:sz w:val="24"/>
+          <w:szCs w:val="24"/>
+        </w:rPr>
+        <w:lastRenderedPageBreak/>
+        <w:t>веб-сервисы приложения</w:t>
+      </w:r>
+    </w:p>
+    <w:p>
+      <w:pPr>
+        <w:spacing w:line="360" w:lineRule="auto"/>
+        <w:ind w:left="7788" w:firstLine="708"/>
+        <w:rPr>
+          <w:sz w:val="24"/>
+          <w:szCs w:val="24"/>
+        </w:rPr>
+      </w:pPr>
+      <w:r>
+        <w:rPr>
+          <w:sz w:val="24"/>
+          <w:szCs w:val="24"/>
+        </w:rPr>
+        <w:t>1с сервисы</w:t>
+      </w:r>
+    </w:p>
+    <w:p>
+      <w:pPr>
+        <w:spacing w:line="360" w:lineRule="auto"/>
+        <w:rPr>
+          <w:sz w:val="24"/>
+          <w:szCs w:val="24"/>
+        </w:rPr>
+      </w:pPr>
+      <w:r>
+        <w:rPr>
+          <w:noProof/>
+        </w:rPr>
+        <w:drawing>
+          <wp:inline distT="0" distB="0" distL="0" distR="0" wp14:anchorId="73E9AA80" wp14:editId="6C4F9D5E">
+            <wp:extent cx="6299835" cy="2871470"/>
+            <wp:effectExtent l="0" t="0" r="5715" b="5080"/>
+            <wp:docPr id="1851560119" name="Рисунок 1"/>
+            <wp:cNvGraphicFramePr>
+              <a:graphicFrameLocks xmlns:a="http://schemas.openxmlformats.org/drawingml/2006/main" noChangeAspect="1"/>
+            </wp:cNvGraphicFramePr>
+            <a:graphic xmlns:a="http://schemas.openxmlformats.org/drawingml/2006/main">
+              <a:graphicData uri="http://schemas.openxmlformats.org/drawingml/2006/picture">
+                <pic:pic xmlns:pic="http://schemas.openxmlformats.org/drawingml/2006/picture">
+                  <pic:nvPicPr>
+                    <pic:cNvPr id="1851560119" name=""/>
+                    <pic:cNvPicPr/>
+                  </pic:nvPicPr>
+                  <pic:blipFill>
+                    <a:blip r:embed="rId19"/>
+                    <a:stretch>
+                      <a:fillRect/>
+                    </a:stretch>
+                  </pic:blipFill>
+                  <pic:spPr>
+                    <a:xfrm>
+                      <a:off x="0" y="0"/>
+                      <a:ext cx="6299835" cy="2871470"/>
+                    </a:xfrm>
+                    <a:prstGeom prst="rect">
+                      <a:avLst/>
+                    </a:prstGeom>
+                  </pic:spPr>
+                </pic:pic>
+              </a:graphicData>
+            </a:graphic>
+          </wp:inline>
+        </w:drawing>
+      </w:r>
+    </w:p>
+    <w:p>
+      <w:pPr>
+        <w:spacing w:line="360" w:lineRule="auto"/>
+        <w:rPr>
+          <w:sz w:val="24"/>
+          <w:szCs w:val="24"/>
+        </w:rPr>
+      </w:pPr>
+      <w:r>
+        <w:rPr>
+          <w:noProof/>
+        </w:rPr>
+        <w:drawing>
+          <wp:inline distT="0" distB="0" distL="0" distR="0" wp14:anchorId="57F4EBC7" wp14:editId="6CF18DE9">
+            <wp:extent cx="6299835" cy="4268470"/>
+            <wp:effectExtent l="0" t="0" r="5715" b="0"/>
+            <wp:docPr id="2104391005" name="Рисунок 1"/>
+            <wp:cNvGraphicFramePr>
+              <a:graphicFrameLocks xmlns:a="http://schemas.openxmlformats.org/drawingml/2006/main" noChangeAspect="1"/>
+            </wp:cNvGraphicFramePr>
+            <a:graphic xmlns:a="http://schemas.openxmlformats.org/drawingml/2006/main">
+              <a:graphicData uri="http://schemas.openxmlformats.org/drawingml/2006/picture">
+                <pic:pic xmlns:pic="http://schemas.openxmlformats.org/drawingml/2006/picture">
+                  <pic:nvPicPr>
+                    <pic:cNvPr id="2104391005" name=""/>
+                    <pic:cNvPicPr/>
+                  </pic:nvPicPr>
+                  <pic:blipFill>
+                    <a:blip r:embed="rId20"/>
+                    <a:stretch>
+                      <a:fillRect/>
+                    </a:stretch>
+                  </pic:blipFill>
+                  <pic:spPr>
+                    <a:xfrm>
+                      <a:off x="0" y="0"/>
+                      <a:ext cx="6299835" cy="4268470"/>
+                    </a:xfrm>
+                    <a:prstGeom prst="rect">
+                      <a:avLst/>
+                    </a:prstGeom>
+                  </pic:spPr>
+                </pic:pic>
+              </a:graphicData>
+            </a:graphic>
+          </wp:inline>
+        </w:drawing>
+      </w:r>
+    </w:p>
+    <w:p>
+      <w:pPr>
+        <w:spacing w:line="360" w:lineRule="auto"/>
+        <w:rPr>
+          <w:sz w:val="24"/>
+          <w:szCs w:val="24"/>
+        </w:rPr>
+      </w:pPr>
+      <w:r>
+        <w:rPr>
+          <w:sz w:val="24"/>
+          <w:szCs w:val="24"/>
+        </w:rPr>
+        <w:tab/>
+      </w:r>
+      <w:r>
+        <w:rPr>
+          <w:sz w:val="24"/>
+          <w:szCs w:val="24"/>
+        </w:rPr>
+        <w:tab/>
+      </w:r>
+      <w:r>
+        <w:rPr>
+          <w:sz w:val="24"/>
+          <w:szCs w:val="24"/>
+        </w:rPr>
+        <w:tab/>
+      </w:r>
+      <w:r>
+        <w:rPr>
+          <w:sz w:val="24"/>
+          <w:szCs w:val="24"/>
+        </w:rPr>
+        <w:tab/>
+      </w:r>
+      <w:r>
+        <w:rPr>
+          <w:sz w:val="24"/>
+          <w:szCs w:val="24"/>
+        </w:rPr>
+        <w:tab/>
+      </w:r>
+      <w:r>
+        <w:rPr>
+          <w:sz w:val="24"/>
+          <w:szCs w:val="24"/>
+        </w:rPr>
+        <w:tab/>
+      </w:r>
+      <w:r>
+        <w:rPr>
+          <w:sz w:val="24"/>
+          <w:szCs w:val="24"/>
+        </w:rPr>
+        <w:tab/>
+      </w:r>
+      <w:r>
+        <w:rPr>
+          <w:sz w:val="24"/>
+          <w:szCs w:val="24"/>
+        </w:rPr>
+        <w:tab/>
+      </w:r>
+      <w:r>
+        <w:rPr>
+          <w:sz w:val="24"/>
+          <w:szCs w:val="24"/>
+        </w:rPr>
+        <w:tab/>
+      </w:r>
+      <w:r>
+        <w:rPr>
+          <w:sz w:val="24"/>
+          <w:szCs w:val="24"/>
+        </w:rPr>
+        <w:tab/>
+      </w:r>
+      <w:r>
+        <w:rPr>
+          <w:sz w:val="24"/>
+          <w:szCs w:val="24"/>
+        </w:rPr>
+        <w:tab/>
+      </w:r>
+      <w:r>
+        <w:rPr>
+          <w:sz w:val="24"/>
+          <w:szCs w:val="24"/>
+        </w:rPr>
+        <w:tab/>
+      </w:r>
+    </w:p>
+    <w:p>
+      <w:pPr>
+        <w:spacing w:line="360" w:lineRule="auto"/>
+        <w:rPr>
+          <w:sz w:val="24"/>
+          <w:szCs w:val="24"/>
+        </w:rPr>
+      </w:pPr>
+    </w:p>
+    <w:p>
+      <w:pPr>
+        <w:spacing w:line="360" w:lineRule="auto"/>
+        <w:rPr>
+          <w:sz w:val="24"/>
+          <w:szCs w:val="24"/>
+        </w:rPr>
+      </w:pPr>
+    </w:p>
+    <w:p>
+      <w:pPr>
+        <w:spacing w:line="360" w:lineRule="auto"/>
+        <w:rPr>
+          <w:sz w:val="24"/>
+          <w:szCs w:val="24"/>
+        </w:rPr>
+      </w:pPr>
+    </w:p>
+    <w:p>
+      <w:pPr>
+        <w:spacing w:line="360" w:lineRule="auto"/>
+        <w:rPr>
+          <w:sz w:val="24"/>
+          <w:szCs w:val="24"/>
+        </w:rPr>
+      </w:pPr>
+    </w:p>
+    <w:p>
+      <w:pPr>
+        <w:spacing w:line="360" w:lineRule="auto"/>
+        <w:jc w:val="right"/>
+        <w:rPr>
+          <w:sz w:val="24"/>
+          <w:szCs w:val="24"/>
+        </w:rPr>
+      </w:pPr>
+      <w:proofErr w:type="spellStart"/>
+      <w:r>
+        <w:rPr>
+          <w:sz w:val="24"/>
+          <w:szCs w:val="24"/>
+          <w:lang w:val="en-US"/>
+        </w:rPr>
+        <w:lastRenderedPageBreak/>
+        <w:t>Fastapi</w:t>
+      </w:r>
+      <w:proofErr w:type="spellEnd"/>
+      <w:r>
+        <w:rPr>
+          <w:sz w:val="24"/>
+          <w:szCs w:val="24"/>
+          <w:lang w:val="en-US"/>
+        </w:rPr>
+        <w:t xml:space="preserve"> </w:t>
+      </w:r>
+      <w:r>
+        <w:rPr>
+          <w:sz w:val="24"/>
+          <w:szCs w:val="24"/>
+        </w:rPr>
+        <w:t>сервисы</w:t>
+      </w:r>
+    </w:p>
+    <w:p>
+      <w:pPr>
+        <w:spacing w:line="360" w:lineRule="auto"/>
+        <w:jc w:val="right"/>
+        <w:rPr>
+          <w:sz w:val="24"/>
+          <w:szCs w:val="24"/>
+          <w:lang w:val="en-US"/>
+        </w:rPr>
+      </w:pPr>
+      <w:r>
+        <w:rPr>
+          <w:noProof/>
+          <w:sz w:val="24"/>
+          <w:szCs w:val="24"/>
+          <w:lang w:val="en-US"/>
+        </w:rPr>
+        <w:drawing>
+          <wp:inline distT="0" distB="0" distL="0" distR="0" wp14:anchorId="17662FFC" wp14:editId="79F904C3">
+            <wp:extent cx="6296025" cy="6172200"/>
+            <wp:effectExtent l="0" t="0" r="9525" b="0"/>
+            <wp:docPr id="42606987" name="Рисунок 1"/>
+            <wp:cNvGraphicFramePr>
+              <a:graphicFrameLocks xmlns:a="http://schemas.openxmlformats.org/drawingml/2006/main" noChangeAspect="1"/>
+            </wp:cNvGraphicFramePr>
+            <a:graphic xmlns:a="http://schemas.openxmlformats.org/drawingml/2006/main">
+              <a:graphicData uri="http://schemas.openxmlformats.org/drawingml/2006/picture">
+                <pic:pic xmlns:pic="http://schemas.openxmlformats.org/drawingml/2006/picture">
+                  <pic:nvPicPr>
+                    <pic:cNvPr id="0" name="Picture 1"/>
+                    <pic:cNvPicPr>
+                      <a:picLocks noChangeAspect="1" noChangeArrowheads="1"/>
+                    </pic:cNvPicPr>
+                  </pic:nvPicPr>
+                  <pic:blipFill>
+                    <a:blip r:embed="rId21">
+                      <a:extLst>
+                        <a:ext uri="{28A0092B-C50C-407E-A947-70E740481C1C}">
+                          <a14:useLocalDpi xmlns:a14="http://schemas.microsoft.com/office/drawing/2010/main" val="0"/>
+                        </a:ext>
+                      </a:extLst>
+                    </a:blip>
+                    <a:srcRect/>
+                    <a:stretch>
+                      <a:fillRect/>
+                    </a:stretch>
+                  </pic:blipFill>
+                  <pic:spPr bwMode="auto">
+                    <a:xfrm>
+                      <a:off x="0" y="0"/>
+                      <a:ext cx="6296025" cy="6172200"/>
+                    </a:xfrm>
+                    <a:prstGeom prst="rect">
+                      <a:avLst/>
+                    </a:prstGeom>
+                    <a:noFill/>
+                    <a:ln>
+                      <a:noFill/>
+                    </a:ln>
+                  </pic:spPr>
+                </pic:pic>
+              </a:graphicData>
+            </a:graphic>
+          </wp:inline>
+        </w:drawing>
+      </w:r>
+    </w:p>
     <w:sectPr>
-      <w:footerReference w:type="default" r:id="rId15"/>
+      <w:footerReference w:type="default" r:id="rId22"/>
       <w:pgSz w:w="11906" w:h="16838"/>
       <w:pgMar w:top="1134" w:right="567" w:bottom="1134" w:left="1418" w:header="709" w:footer="709" w:gutter="0"/>
       <w:cols w:space="708"/>
@@ -27100,7 +28500,7 @@
   <w:style w:type="paragraph" w:default="1" w:styleId="a">
     <w:name w:val="Normal"/>
     <w:qFormat/>
-    <w:rsid w:val="005133A5"/>
+    <w:rsid w:val="00624153"/>
     <w:rPr>
       <w:rFonts w:eastAsia="Times New Roman"/>
       <w:color w:val="000000"/>
